--- a/docs/CreditX_v2.0_Deployment_Runbook.docx
+++ b/docs/CreditX_v2.0_Deployment_Runbook.docx
@@ -758,7 +758,7 @@
           <w:sz w:val="22"/>
           <w:szCs w:val="22"/>
         </w:rPr>
-        <w:t xml:space="preserve">admin@creditx.com / Admin@123456</w:t>
+        <w:t xml:space="preserve">admin@dostsuite.com / Admin@123456</w:t>
       </w:r>
     </w:p>
     <w:p>
@@ -1512,7 +1512,7 @@
           <w:sz w:val="18"/>
           <w:szCs w:val="18"/>
         </w:rPr>
-        <w:t xml:space="preserve">Domain: api.creditx.com</w:t>
+        <w:t xml:space="preserve">Domain: api.dostsuite.com</w:t>
       </w:r>
     </w:p>
     <w:p>
@@ -1618,7 +1618,7 @@
           <w:sz w:val="18"/>
           <w:szCs w:val="18"/>
         </w:rPr>
-        <w:t xml:space="preserve">    server_name api.creditx.com;</w:t>
+        <w:t xml:space="preserve">    server_name api.dostsuite.com;</w:t>
       </w:r>
     </w:p>
     <w:p>
@@ -2210,7 +2210,7 @@
           <w:sz w:val="18"/>
           <w:szCs w:val="18"/>
         </w:rPr>
-        <w:t xml:space="preserve">curl -s http://api.creditx.com/api/health | jq .</w:t>
+        <w:t xml:space="preserve">curl -s http://api.dostsuite.com/api/health | jq .</w:t>
       </w:r>
     </w:p>
     <w:p>
@@ -2500,7 +2500,7 @@
           <w:sz w:val="22"/>
           <w:szCs w:val="22"/>
         </w:rPr>
-        <w:t xml:space="preserve">Environment variables: Set API_URL = https://api.creditx.com/api</w:t>
+        <w:t xml:space="preserve">Environment variables: Set API_URL = https://api.dostsuite.com/api</w:t>
       </w:r>
     </w:p>
     <w:p>
@@ -2517,7 +2517,7 @@
           <w:sz w:val="22"/>
           <w:szCs w:val="22"/>
         </w:rPr>
-        <w:t xml:space="preserve">Custom domain: admin.creditx.com</w:t>
+        <w:t xml:space="preserve">Custom domain: admin.dostsuite.com</w:t>
       </w:r>
     </w:p>
     <w:p>
@@ -2583,7 +2583,7 @@
           <w:sz w:val="18"/>
           <w:szCs w:val="18"/>
         </w:rPr>
-        <w:t xml:space="preserve">  apiUrl: 'https://api.creditx.com/api',</w:t>
+        <w:t xml:space="preserve">  apiUrl: 'https://api.dostsuite.com/api',</w:t>
       </w:r>
     </w:p>
     <w:p>
@@ -4137,7 +4137,7 @@
           <w:sz w:val="22"/>
           <w:szCs w:val="22"/>
         </w:rPr>
-        <w:t xml:space="preserve">aaPanel → Website → SSL → Apply Let's Encrypt certificate for api.creditx.com</w:t>
+        <w:t xml:space="preserve">aaPanel → Website → SSL → Apply Let's Encrypt certificate for api.dostsuite.com</w:t>
       </w:r>
     </w:p>
     <w:p>
@@ -4188,7 +4188,7 @@
           <w:sz w:val="22"/>
           <w:szCs w:val="22"/>
         </w:rPr>
-        <w:t xml:space="preserve">Review and lock CORS origins in .env (CORS_ORIGIN=https://admin.creditx.com)</w:t>
+        <w:t xml:space="preserve">Review and lock CORS origins in .env (CORS_ORIGIN=https://admin.dostsuite.com)</w:t>
       </w:r>
     </w:p>
     <w:p>
@@ -4519,7 +4519,7 @@
                 <w:sz w:val="20"/>
                 <w:szCs w:val="20"/>
               </w:rPr>
-              <w:t xml:space="preserve">/www/wwwlogs/api.creditx.com.log</w:t>
+              <w:t xml:space="preserve">/www/wwwlogs/api.dostsuite.com.log</w:t>
             </w:r>
           </w:p>
         </w:tc>
@@ -4590,7 +4590,7 @@
                 <w:sz w:val="20"/>
                 <w:szCs w:val="20"/>
               </w:rPr>
-              <w:t xml:space="preserve">/www/wwwlogs/api.creditx.com.error.log</w:t>
+              <w:t xml:space="preserve">/www/wwwlogs/api.dostsuite.com.error.log</w:t>
             </w:r>
           </w:p>
         </w:tc>
@@ -5137,7 +5137,7 @@
           <w:sz w:val="22"/>
           <w:szCs w:val="22"/>
         </w:rPr>
-        <w:t xml:space="preserve">Verify health: curl https://api.creditx.com/api/health</w:t>
+        <w:t xml:space="preserve">Verify health: curl https://api.dostsuite.com/api/health</w:t>
       </w:r>
     </w:p>
     <w:p>
@@ -6555,7 +6555,7 @@
                 <w:sz w:val="20"/>
                 <w:szCs w:val="20"/>
               </w:rPr>
-              <w:t xml:space="preserve">https://admin.creditx.com</w:t>
+              <w:t xml:space="preserve">https://admin.dostsuite.com</w:t>
             </w:r>
           </w:p>
         </w:tc>
@@ -6837,7 +6837,7 @@
                 <w:sz w:val="20"/>
                 <w:szCs w:val="20"/>
               </w:rPr>
-              <w:t xml:space="preserve">noreply@creditx.com</w:t>
+              <w:t xml:space="preserve">noreply@dostsuite.com</w:t>
             </w:r>
           </w:p>
         </w:tc>
@@ -7401,7 +7401,7 @@
                 <w:sz w:val="20"/>
                 <w:szCs w:val="20"/>
               </w:rPr>
-              <w:t xml:space="preserve">https://admin.creditx.com</w:t>
+              <w:t xml:space="preserve">https://admin.dostsuite.com</w:t>
             </w:r>
           </w:p>
         </w:tc>
